--- a/BackgroundData/Printout layout.docx
+++ b/BackgroundData/Printout layout.docx
@@ -288,48 +288,1240 @@
       </w:tr>
     </w:tbl>
     <w:p/>
-    <w:p>
-      <w:r>
-        <w:rPr>
-          <w:noProof/>
-        </w:rPr>
-        <w:drawing>
-          <wp:inline distT="0" distB="0" distL="0" distR="0" wp14:anchorId="44F50EEB" wp14:editId="3FEC4BA8">
-            <wp:extent cx="8892540" cy="1708150"/>
-            <wp:effectExtent l="0" t="0" r="3810" b="6350"/>
-            <wp:docPr id="212635843" name="Obrázok 1"/>
-            <wp:cNvGraphicFramePr>
-              <a:graphicFrameLocks xmlns:a="http://schemas.openxmlformats.org/drawingml/2006/main" noChangeAspect="1"/>
-            </wp:cNvGraphicFramePr>
-            <a:graphic xmlns:a="http://schemas.openxmlformats.org/drawingml/2006/main">
-              <a:graphicData uri="http://schemas.openxmlformats.org/drawingml/2006/picture">
-                <pic:pic xmlns:pic="http://schemas.openxmlformats.org/drawingml/2006/picture">
-                  <pic:nvPicPr>
-                    <pic:cNvPr id="212635843" name=""/>
-                    <pic:cNvPicPr/>
-                  </pic:nvPicPr>
-                  <pic:blipFill>
-                    <a:blip r:embed="rId4"/>
-                    <a:stretch>
-                      <a:fillRect/>
-                    </a:stretch>
-                  </pic:blipFill>
-                  <pic:spPr>
-                    <a:xfrm>
-                      <a:off x="0" y="0"/>
-                      <a:ext cx="8892540" cy="1708150"/>
-                    </a:xfrm>
-                    <a:prstGeom prst="rect">
-                      <a:avLst/>
-                    </a:prstGeom>
-                  </pic:spPr>
-                </pic:pic>
-              </a:graphicData>
-            </a:graphic>
-          </wp:inline>
-        </w:drawing>
-      </w:r>
-    </w:p>
+    <w:tbl>
+      <w:tblPr>
+        <w:tblStyle w:val="Mriekatabuky"/>
+        <w:tblW w:w="0" w:type="auto"/>
+        <w:tblLook w:val="04A0" w:firstRow="1" w:lastRow="0" w:firstColumn="1" w:lastColumn="0" w:noHBand="0" w:noVBand="1"/>
+      </w:tblPr>
+      <w:tblGrid>
+        <w:gridCol w:w="532"/>
+        <w:gridCol w:w="956"/>
+        <w:gridCol w:w="2883"/>
+        <w:gridCol w:w="849"/>
+        <w:gridCol w:w="1024"/>
+        <w:gridCol w:w="1034"/>
+        <w:gridCol w:w="1034"/>
+        <w:gridCol w:w="439"/>
+        <w:gridCol w:w="856"/>
+        <w:gridCol w:w="856"/>
+        <w:gridCol w:w="474"/>
+        <w:gridCol w:w="603"/>
+        <w:gridCol w:w="603"/>
+        <w:gridCol w:w="447"/>
+        <w:gridCol w:w="1404"/>
+      </w:tblGrid>
+      <w:tr>
+        <w:tc>
+          <w:tcPr>
+            <w:tcW w:w="520" w:type="dxa"/>
+            <w:shd w:val="clear" w:color="auto" w:fill="D9D9D9" w:themeFill="background1" w:themeFillShade="D9"/>
+            <w:vAlign w:val="center"/>
+          </w:tcPr>
+          <w:p>
+            <w:pPr>
+              <w:jc w:val="center"/>
+              <w:rPr>
+                <w:b/>
+                <w:bCs/>
+                <w:sz w:val="20"/>
+                <w:szCs w:val="20"/>
+              </w:rPr>
+            </w:pPr>
+            <w:r>
+              <w:rPr>
+                <w:b/>
+                <w:bCs/>
+                <w:sz w:val="20"/>
+                <w:szCs w:val="20"/>
+              </w:rPr>
+              <w:t>No.</w:t>
+            </w:r>
+          </w:p>
+        </w:tc>
+        <w:tc>
+          <w:tcPr>
+            <w:tcW w:w="911" w:type="dxa"/>
+            <w:shd w:val="clear" w:color="auto" w:fill="D9D9D9" w:themeFill="background1" w:themeFillShade="D9"/>
+            <w:vAlign w:val="center"/>
+          </w:tcPr>
+          <w:p>
+            <w:pPr>
+              <w:jc w:val="center"/>
+              <w:rPr>
+                <w:b/>
+                <w:bCs/>
+                <w:sz w:val="20"/>
+                <w:szCs w:val="20"/>
+              </w:rPr>
+            </w:pPr>
+            <w:r>
+              <w:rPr>
+                <w:b/>
+                <w:bCs/>
+                <w:sz w:val="20"/>
+                <w:szCs w:val="20"/>
+              </w:rPr>
+              <w:t>Position</w:t>
+            </w:r>
+          </w:p>
+        </w:tc>
+        <w:tc>
+          <w:tcPr>
+            <w:tcW w:w="3242" w:type="dxa"/>
+            <w:shd w:val="clear" w:color="auto" w:fill="D9D9D9" w:themeFill="background1" w:themeFillShade="D9"/>
+            <w:vAlign w:val="center"/>
+          </w:tcPr>
+          <w:p>
+            <w:pPr>
+              <w:jc w:val="center"/>
+              <w:rPr>
+                <w:b/>
+                <w:bCs/>
+                <w:sz w:val="20"/>
+                <w:szCs w:val="20"/>
+              </w:rPr>
+            </w:pPr>
+            <w:r>
+              <w:rPr>
+                <w:b/>
+                <w:bCs/>
+                <w:sz w:val="20"/>
+                <w:szCs w:val="20"/>
+              </w:rPr>
+              <w:t>Connector</w:t>
+            </w:r>
+          </w:p>
+        </w:tc>
+        <w:tc>
+          <w:tcPr>
+            <w:tcW w:w="851" w:type="dxa"/>
+            <w:shd w:val="clear" w:color="auto" w:fill="D9D9D9" w:themeFill="background1" w:themeFillShade="D9"/>
+            <w:vAlign w:val="center"/>
+          </w:tcPr>
+          <w:p>
+            <w:pPr>
+              <w:jc w:val="center"/>
+              <w:rPr>
+                <w:b/>
+                <w:bCs/>
+                <w:sz w:val="20"/>
+                <w:szCs w:val="20"/>
+              </w:rPr>
+            </w:pPr>
+            <w:r>
+              <w:rPr>
+                <w:b/>
+                <w:bCs/>
+                <w:sz w:val="20"/>
+                <w:szCs w:val="20"/>
+              </w:rPr>
+              <w:t>Length</w:t>
+            </w:r>
+            <w:r>
+              <w:rPr>
+                <w:b/>
+                <w:bCs/>
+                <w:sz w:val="20"/>
+                <w:szCs w:val="20"/>
+              </w:rPr>
+              <w:br/>
+              <w:t>[mm]</w:t>
+            </w:r>
+          </w:p>
+        </w:tc>
+        <w:tc>
+          <w:tcPr>
+            <w:tcW w:w="1029" w:type="dxa"/>
+            <w:shd w:val="clear" w:color="auto" w:fill="D9D9D9" w:themeFill="background1" w:themeFillShade="D9"/>
+            <w:vAlign w:val="center"/>
+          </w:tcPr>
+          <w:p>
+            <w:pPr>
+              <w:jc w:val="center"/>
+              <w:rPr>
+                <w:b/>
+                <w:bCs/>
+                <w:sz w:val="20"/>
+                <w:szCs w:val="20"/>
+              </w:rPr>
+            </w:pPr>
+            <w:r>
+              <w:rPr>
+                <w:b/>
+                <w:bCs/>
+                <w:sz w:val="20"/>
+                <w:szCs w:val="20"/>
+              </w:rPr>
+              <w:t>Quantity</w:t>
+            </w:r>
+            <w:r>
+              <w:rPr>
+                <w:b/>
+                <w:bCs/>
+                <w:sz w:val="20"/>
+                <w:szCs w:val="20"/>
+              </w:rPr>
+              <w:br/>
+              <w:t>[pcs]</w:t>
+            </w:r>
+          </w:p>
+        </w:tc>
+        <w:tc>
+          <w:tcPr>
+            <w:tcW w:w="980" w:type="dxa"/>
+            <w:shd w:val="clear" w:color="auto" w:fill="D9D9D9" w:themeFill="background1" w:themeFillShade="D9"/>
+            <w:vAlign w:val="center"/>
+          </w:tcPr>
+          <w:p>
+            <w:pPr>
+              <w:jc w:val="center"/>
+              <w:rPr>
+                <w:b/>
+                <w:bCs/>
+                <w:sz w:val="20"/>
+                <w:szCs w:val="20"/>
+              </w:rPr>
+            </w:pPr>
+            <w:proofErr w:type="spellStart"/>
+            <w:r>
+              <w:rPr>
+                <w:b/>
+                <w:bCs/>
+                <w:sz w:val="20"/>
+                <w:szCs w:val="20"/>
+              </w:rPr>
+              <w:t>m</w:t>
+            </w:r>
+            <w:r>
+              <w:rPr>
+                <w:b/>
+                <w:bCs/>
+                <w:sz w:val="20"/>
+                <w:szCs w:val="20"/>
+                <w:vertAlign w:val="subscript"/>
+              </w:rPr>
+              <w:t>Ed</w:t>
+            </w:r>
+            <w:proofErr w:type="spellEnd"/>
+            <w:r>
+              <w:rPr>
+                <w:b/>
+                <w:bCs/>
+                <w:sz w:val="20"/>
+                <w:szCs w:val="20"/>
+              </w:rPr>
+              <w:br/>
+              <w:t>[</w:t>
+            </w:r>
+            <w:proofErr w:type="spellStart"/>
+            <w:r>
+              <w:rPr>
+                <w:b/>
+                <w:bCs/>
+                <w:sz w:val="20"/>
+                <w:szCs w:val="20"/>
+              </w:rPr>
+              <w:t>kNm</w:t>
+            </w:r>
+            <w:proofErr w:type="spellEnd"/>
+            <w:r>
+              <w:rPr>
+                <w:b/>
+                <w:bCs/>
+                <w:sz w:val="20"/>
+                <w:szCs w:val="20"/>
+              </w:rPr>
+              <w:t>/m]</w:t>
+            </w:r>
+          </w:p>
+        </w:tc>
+        <w:tc>
+          <w:tcPr>
+            <w:tcW w:w="980" w:type="dxa"/>
+            <w:shd w:val="clear" w:color="auto" w:fill="D9D9D9" w:themeFill="background1" w:themeFillShade="D9"/>
+            <w:vAlign w:val="center"/>
+          </w:tcPr>
+          <w:p>
+            <w:pPr>
+              <w:jc w:val="center"/>
+              <w:rPr>
+                <w:b/>
+                <w:bCs/>
+                <w:sz w:val="20"/>
+                <w:szCs w:val="20"/>
+              </w:rPr>
+            </w:pPr>
+            <w:proofErr w:type="spellStart"/>
+            <w:r>
+              <w:rPr>
+                <w:b/>
+                <w:bCs/>
+                <w:sz w:val="20"/>
+                <w:szCs w:val="20"/>
+              </w:rPr>
+              <w:t>m</w:t>
+            </w:r>
+            <w:r>
+              <w:rPr>
+                <w:b/>
+                <w:bCs/>
+                <w:sz w:val="20"/>
+                <w:szCs w:val="20"/>
+                <w:vertAlign w:val="subscript"/>
+              </w:rPr>
+              <w:t>Rd</w:t>
+            </w:r>
+            <w:proofErr w:type="spellEnd"/>
+            <w:r>
+              <w:rPr>
+                <w:b/>
+                <w:bCs/>
+                <w:sz w:val="20"/>
+                <w:szCs w:val="20"/>
+              </w:rPr>
+              <w:br/>
+              <w:t>[</w:t>
+            </w:r>
+            <w:proofErr w:type="spellStart"/>
+            <w:r>
+              <w:rPr>
+                <w:b/>
+                <w:bCs/>
+                <w:sz w:val="20"/>
+                <w:szCs w:val="20"/>
+              </w:rPr>
+              <w:t>kNm</w:t>
+            </w:r>
+            <w:proofErr w:type="spellEnd"/>
+            <w:r>
+              <w:rPr>
+                <w:b/>
+                <w:bCs/>
+                <w:sz w:val="20"/>
+                <w:szCs w:val="20"/>
+              </w:rPr>
+              <w:t>/m]</w:t>
+            </w:r>
+          </w:p>
+        </w:tc>
+        <w:tc>
+          <w:tcPr>
+            <w:tcW w:w="435" w:type="dxa"/>
+            <w:shd w:val="clear" w:color="auto" w:fill="D9D9D9" w:themeFill="background1" w:themeFillShade="D9"/>
+            <w:vAlign w:val="center"/>
+          </w:tcPr>
+          <w:p>
+            <w:pPr>
+              <w:jc w:val="center"/>
+              <w:rPr>
+                <w:b/>
+                <w:bCs/>
+                <w:sz w:val="20"/>
+                <w:szCs w:val="20"/>
+              </w:rPr>
+            </w:pPr>
+            <w:proofErr w:type="spellStart"/>
+            <w:r>
+              <w:rPr>
+                <w:rFonts w:ascii="Calibri" w:hAnsi="Calibri" w:cs="Calibri"/>
+                <w:b/>
+                <w:bCs/>
+                <w:sz w:val="20"/>
+                <w:szCs w:val="20"/>
+              </w:rPr>
+              <w:t>η</w:t>
+            </w:r>
+            <w:r>
+              <w:rPr>
+                <w:rFonts w:ascii="Calibri" w:hAnsi="Calibri" w:cs="Calibri"/>
+                <w:b/>
+                <w:bCs/>
+                <w:sz w:val="20"/>
+                <w:szCs w:val="20"/>
+                <w:vertAlign w:val="subscript"/>
+              </w:rPr>
+              <w:t>M</w:t>
+            </w:r>
+            <w:proofErr w:type="spellEnd"/>
+            <w:r>
+              <w:rPr>
+                <w:rFonts w:ascii="Calibri" w:hAnsi="Calibri" w:cs="Calibri"/>
+                <w:b/>
+                <w:bCs/>
+                <w:sz w:val="20"/>
+                <w:szCs w:val="20"/>
+              </w:rPr>
+              <w:br/>
+              <w:t>[-]</w:t>
+            </w:r>
+            <w:r>
+              <w:rPr>
+                <w:rFonts w:ascii="Calibri" w:hAnsi="Calibri" w:cs="Calibri"/>
+                <w:b/>
+                <w:bCs/>
+                <w:sz w:val="20"/>
+                <w:szCs w:val="20"/>
+              </w:rPr>
+              <w:br/>
+            </w:r>
+          </w:p>
+        </w:tc>
+        <w:tc>
+          <w:tcPr>
+            <w:tcW w:w="809" w:type="dxa"/>
+            <w:shd w:val="clear" w:color="auto" w:fill="D9D9D9" w:themeFill="background1" w:themeFillShade="D9"/>
+            <w:vAlign w:val="center"/>
+          </w:tcPr>
+          <w:p>
+            <w:pPr>
+              <w:jc w:val="center"/>
+              <w:rPr>
+                <w:b/>
+                <w:bCs/>
+                <w:sz w:val="20"/>
+                <w:szCs w:val="20"/>
+              </w:rPr>
+            </w:pPr>
+            <w:proofErr w:type="spellStart"/>
+            <w:r>
+              <w:rPr>
+                <w:b/>
+                <w:bCs/>
+                <w:sz w:val="20"/>
+                <w:szCs w:val="20"/>
+              </w:rPr>
+              <w:t>v</w:t>
+            </w:r>
+            <w:r>
+              <w:rPr>
+                <w:b/>
+                <w:bCs/>
+                <w:sz w:val="20"/>
+                <w:szCs w:val="20"/>
+                <w:vertAlign w:val="subscript"/>
+              </w:rPr>
+              <w:t>Ed</w:t>
+            </w:r>
+            <w:proofErr w:type="spellEnd"/>
+            <w:r>
+              <w:rPr>
+                <w:b/>
+                <w:bCs/>
+                <w:sz w:val="20"/>
+                <w:szCs w:val="20"/>
+              </w:rPr>
+              <w:br/>
+              <w:t>[</w:t>
+            </w:r>
+            <w:proofErr w:type="spellStart"/>
+            <w:r>
+              <w:rPr>
+                <w:b/>
+                <w:bCs/>
+                <w:sz w:val="20"/>
+                <w:szCs w:val="20"/>
+              </w:rPr>
+              <w:t>kN</w:t>
+            </w:r>
+            <w:proofErr w:type="spellEnd"/>
+            <w:r>
+              <w:rPr>
+                <w:b/>
+                <w:bCs/>
+                <w:sz w:val="20"/>
+                <w:szCs w:val="20"/>
+              </w:rPr>
+              <w:t>/m]</w:t>
+            </w:r>
+          </w:p>
+        </w:tc>
+        <w:tc>
+          <w:tcPr>
+            <w:tcW w:w="809" w:type="dxa"/>
+            <w:shd w:val="clear" w:color="auto" w:fill="D9D9D9" w:themeFill="background1" w:themeFillShade="D9"/>
+            <w:vAlign w:val="center"/>
+          </w:tcPr>
+          <w:p>
+            <w:pPr>
+              <w:jc w:val="center"/>
+              <w:rPr>
+                <w:b/>
+                <w:bCs/>
+                <w:sz w:val="20"/>
+                <w:szCs w:val="20"/>
+              </w:rPr>
+            </w:pPr>
+            <w:proofErr w:type="spellStart"/>
+            <w:r>
+              <w:rPr>
+                <w:b/>
+                <w:bCs/>
+                <w:sz w:val="20"/>
+                <w:szCs w:val="20"/>
+              </w:rPr>
+              <w:t>v</w:t>
+            </w:r>
+            <w:r>
+              <w:rPr>
+                <w:b/>
+                <w:bCs/>
+                <w:sz w:val="20"/>
+                <w:szCs w:val="20"/>
+                <w:vertAlign w:val="subscript"/>
+              </w:rPr>
+              <w:t>Rd</w:t>
+            </w:r>
+            <w:proofErr w:type="spellEnd"/>
+            <w:r>
+              <w:rPr>
+                <w:b/>
+                <w:bCs/>
+                <w:sz w:val="20"/>
+                <w:szCs w:val="20"/>
+              </w:rPr>
+              <w:br/>
+              <w:t>[</w:t>
+            </w:r>
+            <w:proofErr w:type="spellStart"/>
+            <w:r>
+              <w:rPr>
+                <w:b/>
+                <w:bCs/>
+                <w:sz w:val="20"/>
+                <w:szCs w:val="20"/>
+              </w:rPr>
+              <w:t>kN</w:t>
+            </w:r>
+            <w:proofErr w:type="spellEnd"/>
+            <w:r>
+              <w:rPr>
+                <w:b/>
+                <w:bCs/>
+                <w:sz w:val="20"/>
+                <w:szCs w:val="20"/>
+              </w:rPr>
+              <w:t>/m]</w:t>
+            </w:r>
+          </w:p>
+        </w:tc>
+        <w:tc>
+          <w:tcPr>
+            <w:tcW w:w="489" w:type="dxa"/>
+            <w:shd w:val="clear" w:color="auto" w:fill="D9D9D9" w:themeFill="background1" w:themeFillShade="D9"/>
+            <w:vAlign w:val="center"/>
+          </w:tcPr>
+          <w:p>
+            <w:pPr>
+              <w:jc w:val="center"/>
+              <w:rPr>
+                <w:b/>
+                <w:bCs/>
+                <w:sz w:val="20"/>
+                <w:szCs w:val="20"/>
+              </w:rPr>
+            </w:pPr>
+            <w:proofErr w:type="spellStart"/>
+            <w:r>
+              <w:rPr>
+                <w:rFonts w:ascii="Calibri" w:hAnsi="Calibri" w:cs="Calibri"/>
+                <w:b/>
+                <w:bCs/>
+                <w:sz w:val="20"/>
+                <w:szCs w:val="20"/>
+              </w:rPr>
+              <w:t>η</w:t>
+            </w:r>
+            <w:r>
+              <w:rPr>
+                <w:rFonts w:ascii="Calibri" w:hAnsi="Calibri" w:cs="Calibri"/>
+                <w:b/>
+                <w:bCs/>
+                <w:sz w:val="20"/>
+                <w:szCs w:val="20"/>
+                <w:vertAlign w:val="subscript"/>
+              </w:rPr>
+              <w:t>V</w:t>
+            </w:r>
+            <w:proofErr w:type="spellEnd"/>
+            <w:r>
+              <w:rPr>
+                <w:rFonts w:ascii="Calibri" w:hAnsi="Calibri" w:cs="Calibri"/>
+                <w:b/>
+                <w:bCs/>
+                <w:sz w:val="20"/>
+                <w:szCs w:val="20"/>
+              </w:rPr>
+              <w:br/>
+              <w:t>[-]</w:t>
+            </w:r>
+            <w:r>
+              <w:rPr>
+                <w:rFonts w:ascii="Calibri" w:hAnsi="Calibri" w:cs="Calibri"/>
+                <w:b/>
+                <w:bCs/>
+                <w:sz w:val="20"/>
+                <w:szCs w:val="20"/>
+              </w:rPr>
+              <w:br/>
+            </w:r>
+          </w:p>
+        </w:tc>
+        <w:tc>
+          <w:tcPr>
+            <w:tcW w:w="578" w:type="dxa"/>
+            <w:shd w:val="clear" w:color="auto" w:fill="D9D9D9" w:themeFill="background1" w:themeFillShade="D9"/>
+            <w:vAlign w:val="center"/>
+          </w:tcPr>
+          <w:p>
+            <w:pPr>
+              <w:jc w:val="center"/>
+              <w:rPr>
+                <w:b/>
+                <w:bCs/>
+                <w:sz w:val="20"/>
+                <w:szCs w:val="20"/>
+              </w:rPr>
+            </w:pPr>
+            <w:proofErr w:type="spellStart"/>
+            <w:r>
+              <w:rPr>
+                <w:b/>
+                <w:bCs/>
+                <w:sz w:val="20"/>
+                <w:szCs w:val="20"/>
+              </w:rPr>
+              <w:t>H</w:t>
+            </w:r>
+            <w:r>
+              <w:rPr>
+                <w:b/>
+                <w:bCs/>
+                <w:sz w:val="20"/>
+                <w:szCs w:val="20"/>
+                <w:vertAlign w:val="subscript"/>
+              </w:rPr>
+              <w:t>Ed</w:t>
+            </w:r>
+            <w:proofErr w:type="spellEnd"/>
+            <w:r>
+              <w:rPr>
+                <w:b/>
+                <w:bCs/>
+                <w:sz w:val="20"/>
+                <w:szCs w:val="20"/>
+              </w:rPr>
+              <w:br/>
+              <w:t>[</w:t>
+            </w:r>
+            <w:proofErr w:type="spellStart"/>
+            <w:r>
+              <w:rPr>
+                <w:b/>
+                <w:bCs/>
+                <w:sz w:val="20"/>
+                <w:szCs w:val="20"/>
+              </w:rPr>
+              <w:t>kN</w:t>
+            </w:r>
+            <w:proofErr w:type="spellEnd"/>
+            <w:r>
+              <w:rPr>
+                <w:b/>
+                <w:bCs/>
+                <w:sz w:val="20"/>
+                <w:szCs w:val="20"/>
+              </w:rPr>
+              <w:t>]</w:t>
+            </w:r>
+          </w:p>
+        </w:tc>
+        <w:tc>
+          <w:tcPr>
+            <w:tcW w:w="580" w:type="dxa"/>
+            <w:shd w:val="clear" w:color="auto" w:fill="D9D9D9" w:themeFill="background1" w:themeFillShade="D9"/>
+            <w:vAlign w:val="center"/>
+          </w:tcPr>
+          <w:p>
+            <w:pPr>
+              <w:jc w:val="center"/>
+              <w:rPr>
+                <w:b/>
+                <w:bCs/>
+                <w:sz w:val="20"/>
+                <w:szCs w:val="20"/>
+              </w:rPr>
+            </w:pPr>
+            <w:proofErr w:type="spellStart"/>
+            <w:r>
+              <w:rPr>
+                <w:b/>
+                <w:bCs/>
+                <w:sz w:val="20"/>
+                <w:szCs w:val="20"/>
+              </w:rPr>
+              <w:t>H</w:t>
+            </w:r>
+            <w:r>
+              <w:rPr>
+                <w:b/>
+                <w:bCs/>
+                <w:sz w:val="20"/>
+                <w:szCs w:val="20"/>
+                <w:vertAlign w:val="subscript"/>
+              </w:rPr>
+              <w:t>Rd</w:t>
+            </w:r>
+            <w:proofErr w:type="spellEnd"/>
+            <w:r>
+              <w:rPr>
+                <w:b/>
+                <w:bCs/>
+                <w:sz w:val="20"/>
+                <w:szCs w:val="20"/>
+              </w:rPr>
+              <w:br/>
+              <w:t>[</w:t>
+            </w:r>
+            <w:proofErr w:type="spellStart"/>
+            <w:r>
+              <w:rPr>
+                <w:b/>
+                <w:bCs/>
+                <w:sz w:val="20"/>
+                <w:szCs w:val="20"/>
+              </w:rPr>
+              <w:t>kN</w:t>
+            </w:r>
+            <w:proofErr w:type="spellEnd"/>
+            <w:r>
+              <w:rPr>
+                <w:b/>
+                <w:bCs/>
+                <w:sz w:val="20"/>
+                <w:szCs w:val="20"/>
+              </w:rPr>
+              <w:t>]</w:t>
+            </w:r>
+          </w:p>
+        </w:tc>
+        <w:tc>
+          <w:tcPr>
+            <w:tcW w:w="456" w:type="dxa"/>
+            <w:shd w:val="clear" w:color="auto" w:fill="D9D9D9" w:themeFill="background1" w:themeFillShade="D9"/>
+            <w:vAlign w:val="center"/>
+          </w:tcPr>
+          <w:p>
+            <w:pPr>
+              <w:jc w:val="center"/>
+              <w:rPr>
+                <w:b/>
+                <w:bCs/>
+                <w:sz w:val="20"/>
+                <w:szCs w:val="20"/>
+              </w:rPr>
+            </w:pPr>
+            <w:proofErr w:type="spellStart"/>
+            <w:r>
+              <w:rPr>
+                <w:rFonts w:ascii="Calibri" w:hAnsi="Calibri" w:cs="Calibri"/>
+                <w:b/>
+                <w:bCs/>
+                <w:sz w:val="20"/>
+                <w:szCs w:val="20"/>
+              </w:rPr>
+              <w:t>η</w:t>
+            </w:r>
+            <w:r>
+              <w:rPr>
+                <w:rFonts w:ascii="Calibri" w:hAnsi="Calibri" w:cs="Calibri"/>
+                <w:b/>
+                <w:bCs/>
+                <w:sz w:val="20"/>
+                <w:szCs w:val="20"/>
+                <w:vertAlign w:val="subscript"/>
+              </w:rPr>
+              <w:t>H</w:t>
+            </w:r>
+            <w:proofErr w:type="spellEnd"/>
+            <w:r>
+              <w:rPr>
+                <w:rFonts w:ascii="Calibri" w:hAnsi="Calibri" w:cs="Calibri"/>
+                <w:b/>
+                <w:bCs/>
+                <w:sz w:val="20"/>
+                <w:szCs w:val="20"/>
+              </w:rPr>
+              <w:br/>
+              <w:t>[-]</w:t>
+            </w:r>
+            <w:r>
+              <w:rPr>
+                <w:rFonts w:ascii="Calibri" w:hAnsi="Calibri" w:cs="Calibri"/>
+                <w:b/>
+                <w:bCs/>
+                <w:sz w:val="20"/>
+                <w:szCs w:val="20"/>
+              </w:rPr>
+              <w:br/>
+            </w:r>
+          </w:p>
+        </w:tc>
+        <w:tc>
+          <w:tcPr>
+            <w:tcW w:w="1325" w:type="dxa"/>
+            <w:shd w:val="clear" w:color="auto" w:fill="D9D9D9" w:themeFill="background1" w:themeFillShade="D9"/>
+            <w:vAlign w:val="center"/>
+          </w:tcPr>
+          <w:p>
+            <w:pPr>
+              <w:jc w:val="center"/>
+              <w:rPr>
+                <w:b/>
+                <w:bCs/>
+                <w:sz w:val="20"/>
+                <w:szCs w:val="20"/>
+              </w:rPr>
+            </w:pPr>
+            <w:r>
+              <w:rPr>
+                <w:b/>
+                <w:bCs/>
+                <w:sz w:val="20"/>
+                <w:szCs w:val="20"/>
+              </w:rPr>
+              <w:t>Stiffness</w:t>
+            </w:r>
+            <w:r>
+              <w:rPr>
+                <w:b/>
+                <w:bCs/>
+                <w:sz w:val="20"/>
+                <w:szCs w:val="20"/>
+              </w:rPr>
+              <w:br/>
+              <w:t>[</w:t>
+            </w:r>
+            <w:proofErr w:type="spellStart"/>
+            <w:r>
+              <w:rPr>
+                <w:b/>
+                <w:bCs/>
+                <w:sz w:val="20"/>
+                <w:szCs w:val="20"/>
+              </w:rPr>
+              <w:t>kNm</w:t>
+            </w:r>
+            <w:proofErr w:type="spellEnd"/>
+            <w:r>
+              <w:rPr>
+                <w:b/>
+                <w:bCs/>
+                <w:sz w:val="20"/>
+                <w:szCs w:val="20"/>
+              </w:rPr>
+              <w:t>/rad/m]</w:t>
+            </w:r>
+          </w:p>
+        </w:tc>
+      </w:tr>
+      <w:tr>
+        <w:tc>
+          <w:tcPr>
+            <w:tcW w:w="520" w:type="dxa"/>
+          </w:tcPr>
+          <w:p>
+            <w:pPr>
+              <w:rPr>
+                <w:sz w:val="20"/>
+                <w:szCs w:val="20"/>
+              </w:rPr>
+            </w:pPr>
+          </w:p>
+        </w:tc>
+        <w:tc>
+          <w:tcPr>
+            <w:tcW w:w="911" w:type="dxa"/>
+          </w:tcPr>
+          <w:p>
+            <w:pPr>
+              <w:rPr>
+                <w:sz w:val="20"/>
+                <w:szCs w:val="20"/>
+              </w:rPr>
+            </w:pPr>
+          </w:p>
+        </w:tc>
+        <w:tc>
+          <w:tcPr>
+            <w:tcW w:w="3242" w:type="dxa"/>
+          </w:tcPr>
+          <w:p>
+            <w:pPr>
+              <w:rPr>
+                <w:sz w:val="20"/>
+                <w:szCs w:val="20"/>
+              </w:rPr>
+            </w:pPr>
+          </w:p>
+        </w:tc>
+        <w:tc>
+          <w:tcPr>
+            <w:tcW w:w="851" w:type="dxa"/>
+          </w:tcPr>
+          <w:p>
+            <w:pPr>
+              <w:rPr>
+                <w:sz w:val="20"/>
+                <w:szCs w:val="20"/>
+              </w:rPr>
+            </w:pPr>
+          </w:p>
+        </w:tc>
+        <w:tc>
+          <w:tcPr>
+            <w:tcW w:w="1029" w:type="dxa"/>
+          </w:tcPr>
+          <w:p>
+            <w:pPr>
+              <w:rPr>
+                <w:sz w:val="20"/>
+                <w:szCs w:val="20"/>
+              </w:rPr>
+            </w:pPr>
+          </w:p>
+        </w:tc>
+        <w:tc>
+          <w:tcPr>
+            <w:tcW w:w="980" w:type="dxa"/>
+          </w:tcPr>
+          <w:p>
+            <w:pPr>
+              <w:rPr>
+                <w:sz w:val="20"/>
+                <w:szCs w:val="20"/>
+              </w:rPr>
+            </w:pPr>
+          </w:p>
+        </w:tc>
+        <w:tc>
+          <w:tcPr>
+            <w:tcW w:w="980" w:type="dxa"/>
+          </w:tcPr>
+          <w:p>
+            <w:pPr>
+              <w:rPr>
+                <w:sz w:val="20"/>
+                <w:szCs w:val="20"/>
+              </w:rPr>
+            </w:pPr>
+          </w:p>
+        </w:tc>
+        <w:tc>
+          <w:tcPr>
+            <w:tcW w:w="435" w:type="dxa"/>
+          </w:tcPr>
+          <w:p>
+            <w:pPr>
+              <w:rPr>
+                <w:sz w:val="20"/>
+                <w:szCs w:val="20"/>
+              </w:rPr>
+            </w:pPr>
+          </w:p>
+        </w:tc>
+        <w:tc>
+          <w:tcPr>
+            <w:tcW w:w="809" w:type="dxa"/>
+          </w:tcPr>
+          <w:p>
+            <w:pPr>
+              <w:rPr>
+                <w:sz w:val="20"/>
+                <w:szCs w:val="20"/>
+              </w:rPr>
+            </w:pPr>
+          </w:p>
+        </w:tc>
+        <w:tc>
+          <w:tcPr>
+            <w:tcW w:w="809" w:type="dxa"/>
+          </w:tcPr>
+          <w:p>
+            <w:pPr>
+              <w:rPr>
+                <w:sz w:val="20"/>
+                <w:szCs w:val="20"/>
+              </w:rPr>
+            </w:pPr>
+          </w:p>
+        </w:tc>
+        <w:tc>
+          <w:tcPr>
+            <w:tcW w:w="489" w:type="dxa"/>
+          </w:tcPr>
+          <w:p>
+            <w:pPr>
+              <w:rPr>
+                <w:sz w:val="20"/>
+                <w:szCs w:val="20"/>
+              </w:rPr>
+            </w:pPr>
+          </w:p>
+        </w:tc>
+        <w:tc>
+          <w:tcPr>
+            <w:tcW w:w="578" w:type="dxa"/>
+          </w:tcPr>
+          <w:p>
+            <w:pPr>
+              <w:rPr>
+                <w:sz w:val="20"/>
+                <w:szCs w:val="20"/>
+              </w:rPr>
+            </w:pPr>
+          </w:p>
+        </w:tc>
+        <w:tc>
+          <w:tcPr>
+            <w:tcW w:w="580" w:type="dxa"/>
+          </w:tcPr>
+          <w:p>
+            <w:pPr>
+              <w:rPr>
+                <w:sz w:val="20"/>
+                <w:szCs w:val="20"/>
+              </w:rPr>
+            </w:pPr>
+          </w:p>
+        </w:tc>
+        <w:tc>
+          <w:tcPr>
+            <w:tcW w:w="456" w:type="dxa"/>
+          </w:tcPr>
+          <w:p>
+            <w:pPr>
+              <w:rPr>
+                <w:sz w:val="20"/>
+                <w:szCs w:val="20"/>
+              </w:rPr>
+            </w:pPr>
+          </w:p>
+        </w:tc>
+        <w:tc>
+          <w:tcPr>
+            <w:tcW w:w="1325" w:type="dxa"/>
+          </w:tcPr>
+          <w:p>
+            <w:pPr>
+              <w:rPr>
+                <w:sz w:val="20"/>
+                <w:szCs w:val="20"/>
+              </w:rPr>
+            </w:pPr>
+          </w:p>
+        </w:tc>
+      </w:tr>
+      <w:tr>
+        <w:tc>
+          <w:tcPr>
+            <w:tcW w:w="520" w:type="dxa"/>
+          </w:tcPr>
+          <w:p>
+            <w:pPr>
+              <w:rPr>
+                <w:sz w:val="20"/>
+                <w:szCs w:val="20"/>
+              </w:rPr>
+            </w:pPr>
+          </w:p>
+        </w:tc>
+        <w:tc>
+          <w:tcPr>
+            <w:tcW w:w="911" w:type="dxa"/>
+          </w:tcPr>
+          <w:p>
+            <w:pPr>
+              <w:rPr>
+                <w:sz w:val="20"/>
+                <w:szCs w:val="20"/>
+              </w:rPr>
+            </w:pPr>
+          </w:p>
+        </w:tc>
+        <w:tc>
+          <w:tcPr>
+            <w:tcW w:w="3242" w:type="dxa"/>
+          </w:tcPr>
+          <w:p>
+            <w:pPr>
+              <w:rPr>
+                <w:sz w:val="20"/>
+                <w:szCs w:val="20"/>
+              </w:rPr>
+            </w:pPr>
+          </w:p>
+        </w:tc>
+        <w:tc>
+          <w:tcPr>
+            <w:tcW w:w="851" w:type="dxa"/>
+          </w:tcPr>
+          <w:p>
+            <w:pPr>
+              <w:rPr>
+                <w:sz w:val="20"/>
+                <w:szCs w:val="20"/>
+              </w:rPr>
+            </w:pPr>
+          </w:p>
+        </w:tc>
+        <w:tc>
+          <w:tcPr>
+            <w:tcW w:w="1029" w:type="dxa"/>
+          </w:tcPr>
+          <w:p>
+            <w:pPr>
+              <w:rPr>
+                <w:sz w:val="20"/>
+                <w:szCs w:val="20"/>
+              </w:rPr>
+            </w:pPr>
+          </w:p>
+        </w:tc>
+        <w:tc>
+          <w:tcPr>
+            <w:tcW w:w="980" w:type="dxa"/>
+          </w:tcPr>
+          <w:p>
+            <w:pPr>
+              <w:rPr>
+                <w:sz w:val="20"/>
+                <w:szCs w:val="20"/>
+              </w:rPr>
+            </w:pPr>
+          </w:p>
+        </w:tc>
+        <w:tc>
+          <w:tcPr>
+            <w:tcW w:w="980" w:type="dxa"/>
+          </w:tcPr>
+          <w:p>
+            <w:pPr>
+              <w:rPr>
+                <w:sz w:val="20"/>
+                <w:szCs w:val="20"/>
+              </w:rPr>
+            </w:pPr>
+          </w:p>
+        </w:tc>
+        <w:tc>
+          <w:tcPr>
+            <w:tcW w:w="435" w:type="dxa"/>
+          </w:tcPr>
+          <w:p>
+            <w:pPr>
+              <w:rPr>
+                <w:sz w:val="20"/>
+                <w:szCs w:val="20"/>
+              </w:rPr>
+            </w:pPr>
+          </w:p>
+        </w:tc>
+        <w:tc>
+          <w:tcPr>
+            <w:tcW w:w="809" w:type="dxa"/>
+          </w:tcPr>
+          <w:p>
+            <w:pPr>
+              <w:rPr>
+                <w:sz w:val="20"/>
+                <w:szCs w:val="20"/>
+              </w:rPr>
+            </w:pPr>
+          </w:p>
+        </w:tc>
+        <w:tc>
+          <w:tcPr>
+            <w:tcW w:w="809" w:type="dxa"/>
+          </w:tcPr>
+          <w:p>
+            <w:pPr>
+              <w:rPr>
+                <w:sz w:val="20"/>
+                <w:szCs w:val="20"/>
+              </w:rPr>
+            </w:pPr>
+          </w:p>
+        </w:tc>
+        <w:tc>
+          <w:tcPr>
+            <w:tcW w:w="489" w:type="dxa"/>
+          </w:tcPr>
+          <w:p>
+            <w:pPr>
+              <w:rPr>
+                <w:sz w:val="20"/>
+                <w:szCs w:val="20"/>
+              </w:rPr>
+            </w:pPr>
+          </w:p>
+        </w:tc>
+        <w:tc>
+          <w:tcPr>
+            <w:tcW w:w="578" w:type="dxa"/>
+          </w:tcPr>
+          <w:p>
+            <w:pPr>
+              <w:rPr>
+                <w:sz w:val="20"/>
+                <w:szCs w:val="20"/>
+              </w:rPr>
+            </w:pPr>
+          </w:p>
+        </w:tc>
+        <w:tc>
+          <w:tcPr>
+            <w:tcW w:w="580" w:type="dxa"/>
+          </w:tcPr>
+          <w:p>
+            <w:pPr>
+              <w:rPr>
+                <w:sz w:val="20"/>
+                <w:szCs w:val="20"/>
+              </w:rPr>
+            </w:pPr>
+          </w:p>
+        </w:tc>
+        <w:tc>
+          <w:tcPr>
+            <w:tcW w:w="456" w:type="dxa"/>
+          </w:tcPr>
+          <w:p>
+            <w:pPr>
+              <w:rPr>
+                <w:sz w:val="20"/>
+                <w:szCs w:val="20"/>
+              </w:rPr>
+            </w:pPr>
+          </w:p>
+        </w:tc>
+        <w:tc>
+          <w:tcPr>
+            <w:tcW w:w="1325" w:type="dxa"/>
+          </w:tcPr>
+          <w:p>
+            <w:pPr>
+              <w:rPr>
+                <w:sz w:val="20"/>
+                <w:szCs w:val="20"/>
+              </w:rPr>
+            </w:pPr>
+          </w:p>
+        </w:tc>
+      </w:tr>
+    </w:tbl>
+    <w:p/>
+    <w:p/>
     <w:sectPr>
       <w:pgSz w:w="16838" w:h="11906" w:orient="landscape"/>
       <w:pgMar w:top="1417" w:right="1417" w:bottom="1417" w:left="1417" w:header="708" w:footer="708" w:gutter="0"/>
